--- a/docs/Postman Crud operations.docx
+++ b/docs/Postman Crud operations.docx
@@ -4,36 +4,99 @@
   <w:body>
     <w:p>
       <w:r>
-        <w:t>Rohit Patil</w:t>
+        <w:t xml:space="preserve">Faculty </w:t>
+      </w:r>
+      <w:proofErr w:type="gramStart"/>
+      <w:r>
+        <w:t>Name :</w:t>
+      </w:r>
+      <w:proofErr w:type="gramEnd"/>
+      <w:r>
+        <w:t xml:space="preserve">- Amol </w:t>
+      </w:r>
+      <w:proofErr w:type="gramStart"/>
+      <w:r>
+        <w:t>Shinde  (</w:t>
+      </w:r>
+      <w:proofErr w:type="spellStart"/>
+      <w:proofErr w:type="gramEnd"/>
+      <w:r>
+        <w:t>Genosis</w:t>
+      </w:r>
+      <w:proofErr w:type="spellEnd"/>
+      <w:r>
+        <w:t xml:space="preserve"> plus)</w:t>
       </w:r>
     </w:p>
     <w:p>
       <w:r>
-        <w:t>Piyush Singh</w:t>
+        <w:t xml:space="preserve">Group </w:t>
+      </w:r>
+      <w:proofErr w:type="gramStart"/>
+      <w:r>
+        <w:t>members</w:t>
+      </w:r>
+      <w:proofErr w:type="gramEnd"/>
+      <w:r>
+        <w:t xml:space="preserve"> name</w:t>
+      </w:r>
+      <w:r>
+        <w:tab/>
       </w:r>
     </w:p>
     <w:p>
       <w:r>
-        <w:t>Siddhi Pawar</w:t>
+        <w:t>1.</w:t>
+      </w:r>
+      <w:r>
+        <w:t>Rohit Patil</w:t>
       </w:r>
     </w:p>
     <w:p>
       <w:r>
-        <w:t>Manal Patil</w:t>
+        <w:t>2.</w:t>
+      </w:r>
+      <w:r>
+        <w:t>Piyush Singh</w:t>
       </w:r>
     </w:p>
     <w:p>
       <w:r>
-        <w:t>Vishwesh Dhepe</w:t>
+        <w:t>3.</w:t>
+      </w:r>
+      <w:r>
+        <w:t>Siddhi Pawar</w:t>
       </w:r>
     </w:p>
     <w:p>
       <w:r>
-        <w:t xml:space="preserve">Sahil Gaikwad </w:t>
+        <w:t>4.</w:t>
+      </w:r>
+      <w:r>
+        <w:t>Manal Patil</w:t>
       </w:r>
     </w:p>
     <w:p>
       <w:r>
+        <w:t xml:space="preserve">5. </w:t>
+      </w:r>
+      <w:r>
+        <w:t>Vishwesh Dhepe</w:t>
+      </w:r>
+    </w:p>
+    <w:p>
+      <w:r>
+        <w:t xml:space="preserve">6. </w:t>
+      </w:r>
+      <w:r>
+        <w:t xml:space="preserve">Sahil Gaikwad </w:t>
+      </w:r>
+    </w:p>
+    <w:p>
+      <w:r>
+        <w:rPr>
+          <w:noProof/>
+        </w:rPr>
         <w:drawing>
           <wp:inline distT="0" distB="0" distL="0" distR="0" wp14:anchorId="692BB22C" wp14:editId="609D6DD1">
             <wp:extent cx="5731510" cy="4921250"/>
@@ -74,6 +137,9 @@
     <w:p/>
     <w:p>
       <w:r>
+        <w:rPr>
+          <w:noProof/>
+        </w:rPr>
         <w:lastRenderedPageBreak/>
         <w:drawing>
           <wp:inline distT="0" distB="0" distL="0" distR="0" wp14:anchorId="13BDFA73" wp14:editId="3E07CB7C">
@@ -115,6 +181,9 @@
     <w:p/>
     <w:p>
       <w:r>
+        <w:rPr>
+          <w:noProof/>
+        </w:rPr>
         <w:lastRenderedPageBreak/>
         <w:drawing>
           <wp:inline distT="0" distB="0" distL="0" distR="0" wp14:anchorId="0B3CF3E5" wp14:editId="46CFB941">
@@ -156,6 +225,9 @@
     <w:p/>
     <w:p>
       <w:r>
+        <w:rPr>
+          <w:noProof/>
+        </w:rPr>
         <w:lastRenderedPageBreak/>
         <w:drawing>
           <wp:inline distT="0" distB="0" distL="0" distR="0" wp14:anchorId="482CA5AA" wp14:editId="1631232A">
@@ -197,6 +269,9 @@
     <w:p/>
     <w:p>
       <w:r>
+        <w:rPr>
+          <w:noProof/>
+        </w:rPr>
         <w:lastRenderedPageBreak/>
         <w:drawing>
           <wp:inline distT="0" distB="0" distL="0" distR="0" wp14:anchorId="10EE4D4F" wp14:editId="7C5A1CB8">
